--- a/Novosibirsk_State_University/Дипломная работа/Концепция.docx
+++ b/Novosibirsk_State_University/Дипломная работа/Концепция.docx
@@ -234,7 +234,7 @@
           <w:sz w:val="28"/>
           <w:szCs w:val="28"/>
         </w:rPr>
-        <w:t xml:space="preserve"> Также, ускорение процесса считывания и обработки необходимо при быстром расходе фотовозбуждаемого соединения, которое ответственно за генерацию синглетного кислорода. </w:t>
+        <w:t xml:space="preserve"> Также, ускорение процесса считывания и обработки необходимо при быстром расходе фотовозбуждаемого соединения, которое ответственно за генерацию синглетного кислорода.</w:t>
       </w:r>
     </w:p>
     <w:p>
@@ -505,71 +505,55 @@
           <w:sz w:val="28"/>
           <w:szCs w:val="28"/>
         </w:rPr>
-        <w:t xml:space="preserve">ПО должно отвечать за автоматически сбор данных с оборудования: считывание сигнала с осциллографа и измерителя энергии. По полученным данным с осциллографа будет рассчитываться спектр </w:t>
-      </w:r>
-      <w:r>
-        <w:rPr>
-          <w:rFonts w:ascii="Times New Roman" w:hAnsi="Times New Roman" w:cs="Times New Roman"/>
-          <w:sz w:val="28"/>
-          <w:szCs w:val="28"/>
-        </w:rPr>
-        <w:t>ИК-люминесценции</w:t>
-      </w:r>
-      <w:r>
-        <w:rPr>
-          <w:rFonts w:ascii="Times New Roman" w:hAnsi="Times New Roman" w:cs="Times New Roman"/>
-          <w:sz w:val="28"/>
-          <w:szCs w:val="28"/>
-        </w:rPr>
-        <w:t xml:space="preserve"> двумя способами: </w:t>
-      </w:r>
-      <w:r>
-        <w:rPr>
-          <w:rFonts w:ascii="Times New Roman" w:hAnsi="Times New Roman" w:cs="Times New Roman"/>
-          <w:sz w:val="28"/>
-          <w:szCs w:val="28"/>
-        </w:rPr>
-        <w:t>интегрирование сигнала</w:t>
-      </w:r>
-      <w:r>
-        <w:rPr>
-          <w:rFonts w:ascii="Times New Roman" w:hAnsi="Times New Roman" w:cs="Times New Roman"/>
-          <w:sz w:val="28"/>
-          <w:szCs w:val="28"/>
-        </w:rPr>
-        <w:t xml:space="preserve"> </w:t>
-      </w:r>
-      <w:r>
-        <w:rPr>
-          <w:rFonts w:ascii="Times New Roman" w:hAnsi="Times New Roman" w:cs="Times New Roman"/>
-          <w:sz w:val="28"/>
-          <w:szCs w:val="28"/>
-        </w:rPr>
-        <w:t>с интерактивным заданием границ</w:t>
-      </w:r>
-      <w:r>
-        <w:rPr>
-          <w:rFonts w:ascii="Times New Roman" w:hAnsi="Times New Roman" w:cs="Times New Roman"/>
-          <w:sz w:val="28"/>
-          <w:szCs w:val="28"/>
-        </w:rPr>
-        <w:t xml:space="preserve"> и </w:t>
-      </w:r>
-      <w:r>
-        <w:rPr>
-          <w:rFonts w:ascii="Times New Roman" w:hAnsi="Times New Roman" w:cs="Times New Roman"/>
-          <w:sz w:val="28"/>
-          <w:szCs w:val="28"/>
-        </w:rPr>
-        <w:t>методом аппроксимации сигнала</w:t>
-      </w:r>
-      <w:r>
-        <w:rPr>
-          <w:rFonts w:ascii="Times New Roman" w:hAnsi="Times New Roman" w:cs="Times New Roman"/>
-          <w:sz w:val="28"/>
-          <w:szCs w:val="28"/>
-        </w:rPr>
-        <w:t>. Полученные данные с измерителя энергии помогут</w:t>
+        <w:t xml:space="preserve">ПО должно отвечать за автоматически сбор данных с оборудования: считывание сигнала с осциллографа и измерителя энергии. </w:t>
+      </w:r>
+      <w:r>
+        <w:rPr>
+          <w:rFonts w:ascii="Times New Roman" w:hAnsi="Times New Roman" w:cs="Times New Roman"/>
+          <w:sz w:val="28"/>
+          <w:szCs w:val="28"/>
+        </w:rPr>
+        <w:t>По полученным данным с осциллографа будет рассчитываться спектр ИК-люминесценции с помощью интегрировани</w:t>
+      </w:r>
+      <w:r>
+        <w:rPr>
+          <w:rFonts w:ascii="Times New Roman" w:hAnsi="Times New Roman" w:cs="Times New Roman"/>
+          <w:sz w:val="28"/>
+          <w:szCs w:val="28"/>
+        </w:rPr>
+        <w:t>я</w:t>
+      </w:r>
+      <w:r>
+        <w:rPr>
+          <w:rFonts w:ascii="Times New Roman" w:hAnsi="Times New Roman" w:cs="Times New Roman"/>
+          <w:sz w:val="28"/>
+          <w:szCs w:val="28"/>
+        </w:rPr>
+        <w:t xml:space="preserve"> сигнала с интерактивным заданием границ и по полученн</w:t>
+      </w:r>
+      <w:r>
+        <w:rPr>
+          <w:rFonts w:ascii="Times New Roman" w:hAnsi="Times New Roman" w:cs="Times New Roman"/>
+          <w:sz w:val="28"/>
+          <w:szCs w:val="28"/>
+        </w:rPr>
+        <w:t>ым</w:t>
+      </w:r>
+      <w:r>
+        <w:rPr>
+          <w:rFonts w:ascii="Times New Roman" w:hAnsi="Times New Roman" w:cs="Times New Roman"/>
+          <w:sz w:val="28"/>
+          <w:szCs w:val="28"/>
+        </w:rPr>
+        <w:t xml:space="preserve"> данным будет производиться аппроксимация спектра.</w:t>
+      </w:r>
+      <w:r>
+        <w:rPr>
+          <w:rFonts w:ascii="Times New Roman" w:hAnsi="Times New Roman" w:cs="Times New Roman"/>
+          <w:sz w:val="28"/>
+          <w:szCs w:val="28"/>
+        </w:rPr>
+        <w:t xml:space="preserve"> Полученные данные с измерителя энергии помогут</w:t>
       </w:r>
       <w:r>
         <w:rPr>
@@ -730,70 +714,52 @@
           <w:ilvl w:val="0"/>
           <w:numId w:val="2"/>
         </w:numPr>
-        <w:rPr>
-          <w:rFonts w:ascii="Times New Roman" w:hAnsi="Times New Roman" w:cs="Times New Roman"/>
-          <w:color w:val="0F1115"/>
-          <w:sz w:val="28"/>
-          <w:szCs w:val="28"/>
-        </w:rPr>
-      </w:pPr>
-      <w:r>
-        <w:rPr>
-          <w:rFonts w:ascii="Times New Roman" w:hAnsi="Times New Roman" w:cs="Times New Roman"/>
-          <w:color w:val="0F1115"/>
-          <w:sz w:val="28"/>
-          <w:szCs w:val="28"/>
-        </w:rPr>
-        <w:t>Провести </w:t>
-      </w:r>
-      <w:r>
-        <w:rPr>
-          <w:rStyle w:val="a4"/>
-          <w:rFonts w:ascii="Times New Roman" w:hAnsi="Times New Roman" w:cs="Times New Roman"/>
-          <w:b w:val="0"/>
-          <w:color w:val="0F1115"/>
-          <w:sz w:val="28"/>
-          <w:szCs w:val="28"/>
-        </w:rPr>
-        <w:t xml:space="preserve">тестирование </w:t>
-      </w:r>
-      <w:r>
-        <w:rPr>
-          <w:rStyle w:val="a4"/>
-          <w:rFonts w:ascii="Times New Roman" w:hAnsi="Times New Roman" w:cs="Times New Roman"/>
-          <w:b w:val="0"/>
-          <w:color w:val="0F1115"/>
-          <w:sz w:val="28"/>
-          <w:szCs w:val="28"/>
-        </w:rPr>
-        <w:t>ПО</w:t>
-      </w:r>
-      <w:r>
-        <w:rPr>
-          <w:rFonts w:ascii="Times New Roman" w:hAnsi="Times New Roman" w:cs="Times New Roman"/>
-          <w:color w:val="0F1115"/>
-          <w:sz w:val="28"/>
-          <w:szCs w:val="28"/>
-        </w:rPr>
-        <w:t> в</w:t>
-      </w:r>
-      <w:r>
-        <w:rPr>
-          <w:rFonts w:ascii="Times New Roman" w:hAnsi="Times New Roman" w:cs="Times New Roman"/>
-          <w:color w:val="0F1115"/>
-          <w:sz w:val="28"/>
-          <w:szCs w:val="28"/>
-        </w:rPr>
-        <w:t xml:space="preserve"> реальных условиях эксперимента. Оценить</w:t>
-      </w:r>
-      <w:r>
-        <w:rPr>
-          <w:rFonts w:ascii="Times New Roman" w:hAnsi="Times New Roman" w:cs="Times New Roman"/>
-          <w:color w:val="0F1115"/>
-          <w:sz w:val="28"/>
-          <w:szCs w:val="28"/>
-        </w:rPr>
-        <w:t xml:space="preserve"> скорость, точность и удобство работы по сравнению с ручными методами.</w:t>
+        <w:jc w:val="both"/>
+        <w:rPr>
+          <w:rFonts w:ascii="Times New Roman" w:hAnsi="Times New Roman" w:cs="Times New Roman"/>
+          <w:sz w:val="28"/>
+          <w:szCs w:val="28"/>
+        </w:rPr>
+      </w:pPr>
+      <w:r>
+        <w:rPr>
+          <w:rFonts w:ascii="Times New Roman" w:hAnsi="Times New Roman" w:cs="Times New Roman"/>
+          <w:sz w:val="28"/>
+          <w:szCs w:val="28"/>
+        </w:rPr>
+        <w:t>Провести</w:t>
+      </w:r>
+      <w:r>
+        <w:rPr>
+          <w:rFonts w:ascii="Times New Roman" w:hAnsi="Times New Roman" w:cs="Times New Roman"/>
+          <w:sz w:val="28"/>
+          <w:szCs w:val="28"/>
+        </w:rPr>
+        <w:t xml:space="preserve"> </w:t>
+      </w:r>
+      <w:r>
+        <w:rPr>
+          <w:rFonts w:ascii="Times New Roman" w:hAnsi="Times New Roman" w:cs="Times New Roman"/>
+          <w:sz w:val="28"/>
+          <w:szCs w:val="28"/>
+        </w:rPr>
+        <w:t>тестирование ПО</w:t>
+      </w:r>
+      <w:r>
+        <w:rPr>
+          <w:rFonts w:ascii="Times New Roman" w:hAnsi="Times New Roman" w:cs="Times New Roman"/>
+          <w:sz w:val="28"/>
+          <w:szCs w:val="28"/>
+        </w:rPr>
+        <w:t xml:space="preserve"> </w:t>
+      </w:r>
+      <w:r>
+        <w:rPr>
+          <w:rFonts w:ascii="Times New Roman" w:hAnsi="Times New Roman" w:cs="Times New Roman"/>
+          <w:sz w:val="28"/>
+          <w:szCs w:val="28"/>
+        </w:rPr>
+        <w:t>в реальных условиях эксперимента. Оценить скорость, точность и удобство работы по сравнению с ручными методами.</w:t>
       </w:r>
     </w:p>
     <w:p>
@@ -828,7 +794,7 @@
         <w:pStyle w:val="a3"/>
         <w:numPr>
           <w:ilvl w:val="0"/>
-          <w:numId w:val="3"/>
+          <w:numId w:val="5"/>
         </w:numPr>
         <w:jc w:val="both"/>
         <w:rPr>
@@ -856,7 +822,6 @@
       <w:r>
         <w:rPr>
           <w:rFonts w:ascii="Times New Roman" w:hAnsi="Times New Roman" w:cs="Times New Roman"/>
-          <w:color w:val="FF0000"/>
           <w:sz w:val="28"/>
           <w:szCs w:val="28"/>
         </w:rPr>
@@ -922,7 +887,6 @@
       <w:r>
         <w:rPr>
           <w:rFonts w:ascii="Times New Roman" w:hAnsi="Times New Roman" w:cs="Times New Roman"/>
-          <w:color w:val="FF0000"/>
           <w:sz w:val="28"/>
           <w:szCs w:val="28"/>
         </w:rPr>
@@ -966,7 +930,7 @@
         <w:pStyle w:val="a3"/>
         <w:numPr>
           <w:ilvl w:val="0"/>
-          <w:numId w:val="3"/>
+          <w:numId w:val="5"/>
         </w:numPr>
         <w:jc w:val="both"/>
         <w:rPr>
@@ -989,7 +953,39 @@
           <w:sz w:val="28"/>
           <w:szCs w:val="28"/>
         </w:rPr>
-        <w:t>интегрирование и аппроксимация сигнала</w:t>
+        <w:t>интегрирование</w:t>
+      </w:r>
+      <w:r>
+        <w:rPr>
+          <w:rFonts w:ascii="Times New Roman" w:hAnsi="Times New Roman" w:cs="Times New Roman"/>
+          <w:sz w:val="28"/>
+          <w:szCs w:val="28"/>
+        </w:rPr>
+        <w:t xml:space="preserve"> </w:t>
+      </w:r>
+      <w:r>
+        <w:rPr>
+          <w:rFonts w:ascii="Times New Roman" w:hAnsi="Times New Roman" w:cs="Times New Roman"/>
+          <w:sz w:val="28"/>
+          <w:szCs w:val="28"/>
+        </w:rPr>
+        <w:t>сигнала</w:t>
+      </w:r>
+      <w:r>
+        <w:rPr>
+          <w:rFonts w:ascii="Times New Roman" w:hAnsi="Times New Roman" w:cs="Times New Roman"/>
+          <w:sz w:val="28"/>
+          <w:szCs w:val="28"/>
+        </w:rPr>
+        <w:t xml:space="preserve"> и аппроксимация </w:t>
+      </w:r>
+      <w:r>
+        <w:rPr>
+          <w:rFonts w:ascii="Times New Roman" w:hAnsi="Times New Roman" w:cs="Times New Roman"/>
+          <w:sz w:val="28"/>
+          <w:szCs w:val="28"/>
+        </w:rPr>
+        <w:t>спектра</w:t>
       </w:r>
       <w:r>
         <w:rPr>
@@ -1013,7 +1009,7 @@
         <w:pStyle w:val="a3"/>
         <w:numPr>
           <w:ilvl w:val="0"/>
-          <w:numId w:val="3"/>
+          <w:numId w:val="5"/>
         </w:numPr>
         <w:jc w:val="both"/>
         <w:rPr>
@@ -1044,7 +1040,7 @@
           <w:sz w:val="28"/>
           <w:szCs w:val="28"/>
         </w:rPr>
-        <w:t xml:space="preserve"> с известными спектральными характеристиками. </w:t>
+        <w:t xml:space="preserve"> с известными спектральными характеристиками.</w:t>
       </w:r>
     </w:p>
     <w:p>
@@ -1052,7 +1048,7 @@
         <w:pStyle w:val="a3"/>
         <w:numPr>
           <w:ilvl w:val="0"/>
-          <w:numId w:val="3"/>
+          <w:numId w:val="5"/>
         </w:numPr>
         <w:jc w:val="both"/>
         <w:rPr>
@@ -1368,6 +1364,92 @@
     </w:lvl>
   </w:abstractNum>
   <w:abstractNum w:abstractNumId="3" w15:restartNumberingAfterBreak="0">
+    <w:nsid w:val="2D2B08E1"/>
+    <w:multiLevelType w:val="hybridMultilevel"/>
+    <w:tmpl w:val="6054D548"/>
+    <w:lvl w:ilvl="0" w:tplc="0419000F">
+      <w:start w:val="1"/>
+      <w:numFmt w:val="decimal"/>
+      <w:lvlText w:val="%1."/>
+      <w:lvlJc w:val="left"/>
+      <w:pPr>
+        <w:ind w:left="720" w:hanging="360"/>
+      </w:pPr>
+    </w:lvl>
+    <w:lvl w:ilvl="1" w:tplc="04190019" w:tentative="1">
+      <w:start w:val="1"/>
+      <w:numFmt w:val="lowerLetter"/>
+      <w:lvlText w:val="%2."/>
+      <w:lvlJc w:val="left"/>
+      <w:pPr>
+        <w:ind w:left="1440" w:hanging="360"/>
+      </w:pPr>
+    </w:lvl>
+    <w:lvl w:ilvl="2" w:tplc="0419001B" w:tentative="1">
+      <w:start w:val="1"/>
+      <w:numFmt w:val="lowerRoman"/>
+      <w:lvlText w:val="%3."/>
+      <w:lvlJc w:val="right"/>
+      <w:pPr>
+        <w:ind w:left="2160" w:hanging="180"/>
+      </w:pPr>
+    </w:lvl>
+    <w:lvl w:ilvl="3" w:tplc="0419000F" w:tentative="1">
+      <w:start w:val="1"/>
+      <w:numFmt w:val="decimal"/>
+      <w:lvlText w:val="%4."/>
+      <w:lvlJc w:val="left"/>
+      <w:pPr>
+        <w:ind w:left="2880" w:hanging="360"/>
+      </w:pPr>
+    </w:lvl>
+    <w:lvl w:ilvl="4" w:tplc="04190019" w:tentative="1">
+      <w:start w:val="1"/>
+      <w:numFmt w:val="lowerLetter"/>
+      <w:lvlText w:val="%5."/>
+      <w:lvlJc w:val="left"/>
+      <w:pPr>
+        <w:ind w:left="3600" w:hanging="360"/>
+      </w:pPr>
+    </w:lvl>
+    <w:lvl w:ilvl="5" w:tplc="0419001B" w:tentative="1">
+      <w:start w:val="1"/>
+      <w:numFmt w:val="lowerRoman"/>
+      <w:lvlText w:val="%6."/>
+      <w:lvlJc w:val="right"/>
+      <w:pPr>
+        <w:ind w:left="4320" w:hanging="180"/>
+      </w:pPr>
+    </w:lvl>
+    <w:lvl w:ilvl="6" w:tplc="0419000F" w:tentative="1">
+      <w:start w:val="1"/>
+      <w:numFmt w:val="decimal"/>
+      <w:lvlText w:val="%7."/>
+      <w:lvlJc w:val="left"/>
+      <w:pPr>
+        <w:ind w:left="5040" w:hanging="360"/>
+      </w:pPr>
+    </w:lvl>
+    <w:lvl w:ilvl="7" w:tplc="04190019" w:tentative="1">
+      <w:start w:val="1"/>
+      <w:numFmt w:val="lowerLetter"/>
+      <w:lvlText w:val="%8."/>
+      <w:lvlJc w:val="left"/>
+      <w:pPr>
+        <w:ind w:left="5760" w:hanging="360"/>
+      </w:pPr>
+    </w:lvl>
+    <w:lvl w:ilvl="8" w:tplc="0419001B" w:tentative="1">
+      <w:start w:val="1"/>
+      <w:numFmt w:val="lowerRoman"/>
+      <w:lvlText w:val="%9."/>
+      <w:lvlJc w:val="right"/>
+      <w:pPr>
+        <w:ind w:left="6480" w:hanging="180"/>
+      </w:pPr>
+    </w:lvl>
+  </w:abstractNum>
+  <w:abstractNum w:abstractNumId="4" w15:restartNumberingAfterBreak="0">
     <w:nsid w:val="2DCB1280"/>
     <w:multiLevelType w:val="hybridMultilevel"/>
     <w:tmpl w:val="33A0DAAC"/>
@@ -1466,6 +1548,9 @@
     <w:abstractNumId w:val="0"/>
   </w:num>
   <w:num w:numId="4">
+    <w:abstractNumId w:val="4"/>
+  </w:num>
+  <w:num w:numId="5">
     <w:abstractNumId w:val="3"/>
   </w:num>
 </w:numbering>

--- a/Novosibirsk_State_University/Дипломная работа/Концепция.docx
+++ b/Novosibirsk_State_University/Дипломная работа/Концепция.docx
@@ -234,7 +234,25 @@
           <w:sz w:val="28"/>
           <w:szCs w:val="28"/>
         </w:rPr>
-        <w:t xml:space="preserve"> Также, ускорение процесса считывания и обработки необходимо при быстром расходе фотовозбуждаемого соединения, которое ответственно за генерацию синглетного кислорода.</w:t>
+        <w:t xml:space="preserve"> Также, ускорение процесса считывания и обработки необходимо при быстром расходе </w:t>
+      </w:r>
+      <w:proofErr w:type="spellStart"/>
+      <w:r>
+        <w:rPr>
+          <w:rFonts w:ascii="Times New Roman" w:hAnsi="Times New Roman" w:cs="Times New Roman"/>
+          <w:sz w:val="28"/>
+          <w:szCs w:val="28"/>
+        </w:rPr>
+        <w:t>фотовозбуждаемого</w:t>
+      </w:r>
+      <w:proofErr w:type="spellEnd"/>
+      <w:r>
+        <w:rPr>
+          <w:rFonts w:ascii="Times New Roman" w:hAnsi="Times New Roman" w:cs="Times New Roman"/>
+          <w:sz w:val="28"/>
+          <w:szCs w:val="28"/>
+        </w:rPr>
+        <w:t xml:space="preserve"> соединения, которое ответственно за генерацию синглетного кислорода.</w:t>
       </w:r>
     </w:p>
     <w:p>
@@ -642,13 +660,23 @@
         </w:rPr>
         <w:t xml:space="preserve"> </w:t>
       </w:r>
-      <w:r>
-        <w:rPr>
-          <w:rFonts w:ascii="Times New Roman" w:hAnsi="Times New Roman" w:cs="Times New Roman"/>
-          <w:sz w:val="28"/>
-          <w:szCs w:val="28"/>
-        </w:rPr>
-        <w:t>автокалибровки через ПО</w:t>
+      <w:proofErr w:type="spellStart"/>
+      <w:r>
+        <w:rPr>
+          <w:rFonts w:ascii="Times New Roman" w:hAnsi="Times New Roman" w:cs="Times New Roman"/>
+          <w:sz w:val="28"/>
+          <w:szCs w:val="28"/>
+        </w:rPr>
+        <w:t>автокалибровки</w:t>
+      </w:r>
+      <w:proofErr w:type="spellEnd"/>
+      <w:r>
+        <w:rPr>
+          <w:rFonts w:ascii="Times New Roman" w:hAnsi="Times New Roman" w:cs="Times New Roman"/>
+          <w:sz w:val="28"/>
+          <w:szCs w:val="28"/>
+        </w:rPr>
+        <w:t xml:space="preserve"> через ПО</w:t>
       </w:r>
       <w:r>
         <w:rPr>
@@ -680,7 +708,25 @@
           <w:sz w:val="28"/>
           <w:szCs w:val="28"/>
         </w:rPr>
-        <w:t>или светодиоде, что очень важно для точного определения спектров ИК-люминесценции синглетного кислорода при фотовозбуждении малоизученных веществ</w:t>
+        <w:t xml:space="preserve">или светодиоде, что очень важно для точного определения спектров ИК-люминесценции синглетного кислорода при </w:t>
+      </w:r>
+      <w:proofErr w:type="spellStart"/>
+      <w:r>
+        <w:rPr>
+          <w:rFonts w:ascii="Times New Roman" w:hAnsi="Times New Roman" w:cs="Times New Roman"/>
+          <w:sz w:val="28"/>
+          <w:szCs w:val="28"/>
+        </w:rPr>
+        <w:t>фотовозбуждении</w:t>
+      </w:r>
+      <w:proofErr w:type="spellEnd"/>
+      <w:r>
+        <w:rPr>
+          <w:rFonts w:ascii="Times New Roman" w:hAnsi="Times New Roman" w:cs="Times New Roman"/>
+          <w:sz w:val="28"/>
+          <w:szCs w:val="28"/>
+        </w:rPr>
+        <w:t xml:space="preserve"> малоизученных веществ</w:t>
       </w:r>
       <w:r>
         <w:rPr>
@@ -945,55 +991,7 @@
           <w:sz w:val="28"/>
           <w:szCs w:val="28"/>
         </w:rPr>
-        <w:t>Будет разработано программное обеспечение, которое собирает сырые данные с осциллографа и измерителя энергии и сразу проводит их обработку с помощью двух независимых методов (</w:t>
-      </w:r>
-      <w:r>
-        <w:rPr>
-          <w:rFonts w:ascii="Times New Roman" w:hAnsi="Times New Roman" w:cs="Times New Roman"/>
-          <w:sz w:val="28"/>
-          <w:szCs w:val="28"/>
-        </w:rPr>
-        <w:t>интегрирование</w:t>
-      </w:r>
-      <w:r>
-        <w:rPr>
-          <w:rFonts w:ascii="Times New Roman" w:hAnsi="Times New Roman" w:cs="Times New Roman"/>
-          <w:sz w:val="28"/>
-          <w:szCs w:val="28"/>
-        </w:rPr>
-        <w:t xml:space="preserve"> </w:t>
-      </w:r>
-      <w:r>
-        <w:rPr>
-          <w:rFonts w:ascii="Times New Roman" w:hAnsi="Times New Roman" w:cs="Times New Roman"/>
-          <w:sz w:val="28"/>
-          <w:szCs w:val="28"/>
-        </w:rPr>
-        <w:t>сигнала</w:t>
-      </w:r>
-      <w:r>
-        <w:rPr>
-          <w:rFonts w:ascii="Times New Roman" w:hAnsi="Times New Roman" w:cs="Times New Roman"/>
-          <w:sz w:val="28"/>
-          <w:szCs w:val="28"/>
-        </w:rPr>
-        <w:t xml:space="preserve"> и аппроксимация </w:t>
-      </w:r>
-      <w:r>
-        <w:rPr>
-          <w:rFonts w:ascii="Times New Roman" w:hAnsi="Times New Roman" w:cs="Times New Roman"/>
-          <w:sz w:val="28"/>
-          <w:szCs w:val="28"/>
-        </w:rPr>
-        <w:t>спектра</w:t>
-      </w:r>
-      <w:r>
-        <w:rPr>
-          <w:rFonts w:ascii="Times New Roman" w:hAnsi="Times New Roman" w:cs="Times New Roman"/>
-          <w:sz w:val="28"/>
-          <w:szCs w:val="28"/>
-        </w:rPr>
-        <w:t>)</w:t>
+        <w:t>Будет разработано программное обеспечение, которое собирает данные с осциллографа и измерителя энергии и сразу проводит их обработку с помощью двух независимых методов для вычисления спектра и расчета зависимости энергии от интенсивности</w:t>
       </w:r>
       <w:r>
         <w:rPr>
@@ -1958,7 +1956,6 @@
   <w:style w:type="character" w:default="1" w:styleId="a0">
     <w:name w:val="Default Paragraph Font"/>
     <w:uiPriority w:val="1"/>
-    <w:semiHidden/>
     <w:unhideWhenUsed/>
   </w:style>
   <w:style w:type="table" w:default="1" w:styleId="a1">

--- a/Novosibirsk_State_University/Дипломная работа/Концепция.docx
+++ b/Novosibirsk_State_University/Дипломная работа/Концепция.docx
@@ -4,6 +4,7 @@
   <w:body>
     <w:p>
       <w:pPr>
+        <w:spacing w:before="120" w:after="120" w:line="240" w:lineRule="auto"/>
         <w:rPr>
           <w:rFonts w:ascii="Times New Roman" w:hAnsi="Times New Roman" w:cs="Times New Roman"/>
           <w:sz w:val="28"/>
@@ -47,6 +48,7 @@
     </w:p>
     <w:p>
       <w:pPr>
+        <w:spacing w:before="120" w:after="120" w:line="240" w:lineRule="auto"/>
         <w:rPr>
           <w:rFonts w:ascii="Times New Roman" w:hAnsi="Times New Roman" w:cs="Times New Roman"/>
           <w:sz w:val="28"/>
@@ -77,43 +79,20 @@
           <w:sz w:val="28"/>
           <w:szCs w:val="28"/>
         </w:rPr>
-        <w:t xml:space="preserve">Автоматизация </w:t>
-      </w:r>
-      <w:r>
-        <w:rPr>
-          <w:rFonts w:ascii="Times New Roman" w:hAnsi="Times New Roman" w:cs="Times New Roman"/>
-          <w:sz w:val="28"/>
-          <w:szCs w:val="28"/>
-        </w:rPr>
-        <w:t xml:space="preserve">проведения </w:t>
-      </w:r>
-      <w:r>
-        <w:rPr>
-          <w:rFonts w:ascii="Times New Roman" w:hAnsi="Times New Roman" w:cs="Times New Roman"/>
-          <w:sz w:val="28"/>
-          <w:szCs w:val="28"/>
-        </w:rPr>
-        <w:t xml:space="preserve">экспериментальных исследований, </w:t>
-      </w:r>
-      <w:r>
-        <w:rPr>
-          <w:rFonts w:ascii="Times New Roman" w:hAnsi="Times New Roman" w:cs="Times New Roman"/>
-          <w:sz w:val="28"/>
-          <w:szCs w:val="28"/>
-        </w:rPr>
-        <w:t>включающая</w:t>
-      </w:r>
-      <w:r>
-        <w:rPr>
-          <w:rFonts w:ascii="Times New Roman" w:hAnsi="Times New Roman" w:cs="Times New Roman"/>
-          <w:sz w:val="28"/>
-          <w:szCs w:val="28"/>
-        </w:rPr>
-        <w:t xml:space="preserve"> управление оборудованием и обработку данных в реальном времени.</w:t>
+        <w:t>Автоматизация проведения экспериментальных исследований, включающая управление оборудованием и обработку данных в реальном времени</w:t>
+      </w:r>
+      <w:r>
+        <w:rPr>
+          <w:rFonts w:ascii="Times New Roman" w:hAnsi="Times New Roman" w:cs="Times New Roman"/>
+          <w:sz w:val="28"/>
+          <w:szCs w:val="28"/>
+        </w:rPr>
+        <w:t>.</w:t>
       </w:r>
     </w:p>
     <w:p>
       <w:pPr>
+        <w:spacing w:before="120" w:after="120" w:line="240" w:lineRule="auto"/>
         <w:rPr>
           <w:rFonts w:ascii="Times New Roman" w:hAnsi="Times New Roman" w:cs="Times New Roman"/>
           <w:sz w:val="28"/>
@@ -141,6 +120,7 @@
     </w:p>
     <w:p>
       <w:pPr>
+        <w:spacing w:before="120" w:after="120" w:line="240" w:lineRule="auto"/>
         <w:jc w:val="both"/>
         <w:rPr>
           <w:rFonts w:ascii="Times New Roman" w:hAnsi="Times New Roman" w:cs="Times New Roman"/>
@@ -154,87 +134,7 @@
           <w:sz w:val="28"/>
           <w:szCs w:val="28"/>
         </w:rPr>
-        <w:t>Ручное проведение эксперимента</w:t>
-      </w:r>
-      <w:r>
-        <w:rPr>
-          <w:rFonts w:ascii="Times New Roman" w:hAnsi="Times New Roman" w:cs="Times New Roman"/>
-          <w:sz w:val="28"/>
-          <w:szCs w:val="28"/>
-        </w:rPr>
-        <w:t xml:space="preserve"> регистрации ИК-спектров и сигналов, возникающих при генерации синглетного кислорода,</w:t>
-      </w:r>
-      <w:r>
-        <w:rPr>
-          <w:rFonts w:ascii="Times New Roman" w:hAnsi="Times New Roman" w:cs="Times New Roman"/>
-          <w:sz w:val="28"/>
-          <w:szCs w:val="28"/>
-        </w:rPr>
-        <w:t xml:space="preserve"> </w:t>
-      </w:r>
-      <w:r>
-        <w:rPr>
-          <w:rFonts w:ascii="Times New Roman" w:hAnsi="Times New Roman" w:cs="Times New Roman"/>
-          <w:sz w:val="28"/>
-          <w:szCs w:val="28"/>
-        </w:rPr>
-        <w:t>затрудняет возможность</w:t>
-      </w:r>
-      <w:r>
-        <w:rPr>
-          <w:rFonts w:ascii="Times New Roman" w:hAnsi="Times New Roman" w:cs="Times New Roman"/>
-          <w:sz w:val="28"/>
-          <w:szCs w:val="28"/>
-        </w:rPr>
-        <w:t xml:space="preserve"> изучать механиз</w:t>
-      </w:r>
-      <w:r>
-        <w:rPr>
-          <w:rFonts w:ascii="Times New Roman" w:hAnsi="Times New Roman" w:cs="Times New Roman"/>
-          <w:sz w:val="28"/>
-          <w:szCs w:val="28"/>
-        </w:rPr>
-        <w:t>мы генерации синглетного кислорода в очень активных комплексах, так как</w:t>
-      </w:r>
-      <w:r>
-        <w:rPr>
-          <w:rFonts w:ascii="Times New Roman" w:hAnsi="Times New Roman" w:cs="Times New Roman"/>
-          <w:sz w:val="28"/>
-          <w:szCs w:val="28"/>
-        </w:rPr>
-        <w:t xml:space="preserve"> считывание и обработка данных</w:t>
-      </w:r>
-      <w:r>
-        <w:rPr>
-          <w:rFonts w:ascii="Times New Roman" w:hAnsi="Times New Roman" w:cs="Times New Roman"/>
-          <w:sz w:val="28"/>
-          <w:szCs w:val="28"/>
-        </w:rPr>
-        <w:t xml:space="preserve"> занимает много времени</w:t>
-      </w:r>
-      <w:r>
-        <w:rPr>
-          <w:rFonts w:ascii="Times New Roman" w:hAnsi="Times New Roman" w:cs="Times New Roman"/>
-          <w:sz w:val="28"/>
-          <w:szCs w:val="28"/>
-        </w:rPr>
-        <w:t xml:space="preserve"> и требует постоянного присутствия исследователя</w:t>
-      </w:r>
-      <w:r>
-        <w:rPr>
-          <w:rFonts w:ascii="Times New Roman" w:hAnsi="Times New Roman" w:cs="Times New Roman"/>
-          <w:sz w:val="28"/>
-          <w:szCs w:val="28"/>
-        </w:rPr>
-        <w:t>.</w:t>
-      </w:r>
-      <w:r>
-        <w:rPr>
-          <w:rFonts w:ascii="Times New Roman" w:hAnsi="Times New Roman" w:cs="Times New Roman"/>
-          <w:sz w:val="28"/>
-          <w:szCs w:val="28"/>
-        </w:rPr>
-        <w:t xml:space="preserve"> Также, ускорение процесса считывания и обработки необходимо при быстром расходе </w:t>
+        <w:t xml:space="preserve">Ручное проведение эксперимента регистрации ИК-спектров и сигналов, возникающих при генерации синглетного кислорода, затрудняет возможность изучать механизмы генерации синглетного кислорода в очень активных комплексах, так как считывание и обработка данных занимает много времени и требует постоянного присутствия исследователя. Также, ускорение процесса считывания и обработки необходимо при быстром расходе </w:t>
       </w:r>
       <w:proofErr w:type="spellStart"/>
       <w:r>
@@ -257,6 +157,7 @@
     </w:p>
     <w:p>
       <w:pPr>
+        <w:spacing w:before="120" w:after="120" w:line="240" w:lineRule="auto"/>
         <w:jc w:val="both"/>
         <w:rPr>
           <w:rFonts w:ascii="Times New Roman" w:hAnsi="Times New Roman" w:cs="Times New Roman"/>
@@ -270,27 +171,20 @@
           <w:sz w:val="28"/>
           <w:szCs w:val="28"/>
         </w:rPr>
-        <w:t>Данная работа поможет снизить</w:t>
-      </w:r>
-      <w:r>
-        <w:rPr>
-          <w:rFonts w:ascii="Times New Roman" w:hAnsi="Times New Roman" w:cs="Times New Roman"/>
-          <w:sz w:val="28"/>
-          <w:szCs w:val="28"/>
-        </w:rPr>
-        <w:t xml:space="preserve"> время проведения экспериментов</w:t>
-      </w:r>
-      <w:r>
-        <w:rPr>
-          <w:rFonts w:ascii="Times New Roman" w:hAnsi="Times New Roman" w:cs="Times New Roman"/>
-          <w:sz w:val="28"/>
-          <w:szCs w:val="28"/>
-        </w:rPr>
-        <w:t>, увеличит точность и снизит риск возникновения ошибок.</w:t>
+        <w:t>Данная работа поможет снизить время проведения экспериментов, увеличит точность и снизит риск возникновения ошибок</w:t>
+      </w:r>
+      <w:r>
+        <w:rPr>
+          <w:rFonts w:ascii="Times New Roman" w:hAnsi="Times New Roman" w:cs="Times New Roman"/>
+          <w:sz w:val="28"/>
+          <w:szCs w:val="28"/>
+        </w:rPr>
+        <w:t>.</w:t>
       </w:r>
     </w:p>
     <w:p>
       <w:pPr>
+        <w:spacing w:before="120" w:after="120" w:line="240" w:lineRule="auto"/>
         <w:jc w:val="both"/>
         <w:rPr>
           <w:rFonts w:ascii="Times New Roman" w:hAnsi="Times New Roman" w:cs="Times New Roman"/>
@@ -308,6 +202,7 @@
         </w:rPr>
         <w:t>Цель</w:t>
       </w:r>
+      <w:proofErr w:type="gramStart"/>
       <w:r>
         <w:rPr>
           <w:rFonts w:ascii="Times New Roman" w:hAnsi="Times New Roman" w:cs="Times New Roman"/>
@@ -322,27 +217,29 @@
           <w:sz w:val="28"/>
           <w:szCs w:val="28"/>
         </w:rPr>
-        <w:t xml:space="preserve">Уменьшить скорость проведения эксперимента по изучению </w:t>
-      </w:r>
-      <w:r>
-        <w:rPr>
-          <w:rFonts w:ascii="Times New Roman" w:hAnsi="Times New Roman" w:cs="Times New Roman"/>
-          <w:sz w:val="28"/>
-          <w:szCs w:val="28"/>
-        </w:rPr>
-        <w:t>механизмов генерации синглетного кислорода</w:t>
-      </w:r>
-      <w:r>
-        <w:rPr>
-          <w:rFonts w:ascii="Times New Roman" w:hAnsi="Times New Roman" w:cs="Times New Roman"/>
-          <w:sz w:val="28"/>
-          <w:szCs w:val="28"/>
-        </w:rPr>
-        <w:t>, увеличить точность вычислений.</w:t>
+        <w:t>Уменьшить</w:t>
+      </w:r>
+      <w:proofErr w:type="gramEnd"/>
+      <w:r>
+        <w:rPr>
+          <w:rFonts w:ascii="Times New Roman" w:hAnsi="Times New Roman" w:cs="Times New Roman"/>
+          <w:sz w:val="28"/>
+          <w:szCs w:val="28"/>
+        </w:rPr>
+        <w:t xml:space="preserve"> скорость проведения эксперимента по изучению механизмов генерации синглетного кислорода, увеличить точность вычислений</w:t>
+      </w:r>
+      <w:r>
+        <w:rPr>
+          <w:rFonts w:ascii="Times New Roman" w:hAnsi="Times New Roman" w:cs="Times New Roman"/>
+          <w:sz w:val="28"/>
+          <w:szCs w:val="28"/>
+        </w:rPr>
+        <w:t>.</w:t>
       </w:r>
     </w:p>
     <w:p>
       <w:pPr>
+        <w:spacing w:before="120" w:after="120" w:line="240" w:lineRule="auto"/>
         <w:rPr>
           <w:rFonts w:ascii="Times New Roman" w:hAnsi="Times New Roman" w:cs="Times New Roman"/>
           <w:sz w:val="28"/>
@@ -375,6 +272,7 @@
           <w:ilvl w:val="0"/>
           <w:numId w:val="2"/>
         </w:numPr>
+        <w:spacing w:before="120" w:after="120" w:line="240" w:lineRule="auto"/>
         <w:jc w:val="both"/>
         <w:rPr>
           <w:rFonts w:ascii="Times New Roman" w:hAnsi="Times New Roman" w:cs="Times New Roman"/>
@@ -388,111 +286,7 @@
           <w:sz w:val="28"/>
           <w:szCs w:val="28"/>
         </w:rPr>
-        <w:t xml:space="preserve">Создать </w:t>
-      </w:r>
-      <w:r>
-        <w:rPr>
-          <w:rFonts w:ascii="Times New Roman" w:hAnsi="Times New Roman" w:cs="Times New Roman"/>
-          <w:sz w:val="28"/>
-          <w:szCs w:val="28"/>
-        </w:rPr>
-        <w:t>ПО,</w:t>
-      </w:r>
-      <w:r>
-        <w:rPr>
-          <w:rFonts w:ascii="Times New Roman" w:hAnsi="Times New Roman" w:cs="Times New Roman"/>
-          <w:sz w:val="28"/>
-          <w:szCs w:val="28"/>
-        </w:rPr>
-        <w:t xml:space="preserve"> через которое можно будет управлять всеми компонентами эксперимента: </w:t>
-      </w:r>
-      <w:r>
-        <w:rPr>
-          <w:rFonts w:ascii="Times New Roman" w:hAnsi="Times New Roman" w:cs="Times New Roman"/>
-          <w:sz w:val="28"/>
-          <w:szCs w:val="28"/>
-        </w:rPr>
-        <w:t>у</w:t>
-      </w:r>
-      <w:r>
-        <w:rPr>
-          <w:rFonts w:ascii="Times New Roman" w:hAnsi="Times New Roman" w:cs="Times New Roman"/>
-          <w:sz w:val="28"/>
-          <w:szCs w:val="28"/>
-        </w:rPr>
-        <w:t>правления длинной волны лазера через OPO</w:t>
-      </w:r>
-      <w:r>
-        <w:rPr>
-          <w:rFonts w:ascii="Times New Roman" w:hAnsi="Times New Roman" w:cs="Times New Roman"/>
-          <w:sz w:val="28"/>
-          <w:szCs w:val="28"/>
-        </w:rPr>
-        <w:t xml:space="preserve"> и</w:t>
-      </w:r>
-      <w:r>
-        <w:rPr>
-          <w:rFonts w:ascii="Times New Roman" w:hAnsi="Times New Roman" w:cs="Times New Roman"/>
-          <w:sz w:val="28"/>
-          <w:szCs w:val="28"/>
-        </w:rPr>
-        <w:t xml:space="preserve"> </w:t>
-      </w:r>
-      <w:r>
-        <w:rPr>
-          <w:rFonts w:ascii="Times New Roman" w:hAnsi="Times New Roman" w:cs="Times New Roman"/>
-          <w:sz w:val="28"/>
-          <w:szCs w:val="28"/>
-        </w:rPr>
-        <w:t>у</w:t>
-      </w:r>
-      <w:r>
-        <w:rPr>
-          <w:rFonts w:ascii="Times New Roman" w:hAnsi="Times New Roman" w:cs="Times New Roman"/>
-          <w:sz w:val="28"/>
-          <w:szCs w:val="28"/>
-        </w:rPr>
-        <w:t>правление полосой пропускания</w:t>
-      </w:r>
-      <w:r>
-        <w:rPr>
-          <w:rFonts w:ascii="Times New Roman" w:hAnsi="Times New Roman" w:cs="Times New Roman"/>
-          <w:sz w:val="28"/>
-          <w:szCs w:val="28"/>
-        </w:rPr>
-        <w:t>,</w:t>
-      </w:r>
-      <w:r>
-        <w:rPr>
-          <w:rFonts w:ascii="Times New Roman" w:hAnsi="Times New Roman" w:cs="Times New Roman"/>
-          <w:sz w:val="28"/>
-          <w:szCs w:val="28"/>
-        </w:rPr>
-        <w:t xml:space="preserve"> шагом для</w:t>
-      </w:r>
-      <w:r>
-        <w:rPr>
-          <w:rFonts w:ascii="Times New Roman" w:hAnsi="Times New Roman" w:cs="Times New Roman"/>
-          <w:sz w:val="28"/>
-          <w:szCs w:val="28"/>
-        </w:rPr>
-        <w:t xml:space="preserve"> </w:t>
-      </w:r>
-      <w:r>
-        <w:rPr>
-          <w:rFonts w:ascii="Times New Roman" w:hAnsi="Times New Roman" w:cs="Times New Roman"/>
-          <w:sz w:val="28"/>
-          <w:szCs w:val="28"/>
-        </w:rPr>
-        <w:t>монохроматора</w:t>
-      </w:r>
-      <w:r>
-        <w:rPr>
-          <w:rFonts w:ascii="Times New Roman" w:hAnsi="Times New Roman" w:cs="Times New Roman"/>
-          <w:sz w:val="28"/>
-          <w:szCs w:val="28"/>
-        </w:rPr>
-        <w:t xml:space="preserve"> и количества повторений проходов по длинам волн</w:t>
+        <w:t>Создать ПО, через которое можно будет управлять всеми компонентами эксперимента: управления длинной волны лазера через OPO и управление полосой пропускания, шагом для монохроматора и количества повторений проходов по длинам волн</w:t>
       </w:r>
       <w:r>
         <w:rPr>
@@ -510,6 +304,7 @@
           <w:ilvl w:val="0"/>
           <w:numId w:val="2"/>
         </w:numPr>
+        <w:spacing w:before="120" w:after="120" w:line="240" w:lineRule="auto"/>
         <w:jc w:val="both"/>
         <w:rPr>
           <w:rFonts w:ascii="Times New Roman" w:hAnsi="Times New Roman" w:cs="Times New Roman"/>
@@ -523,111 +318,15 @@
           <w:sz w:val="28"/>
           <w:szCs w:val="28"/>
         </w:rPr>
-        <w:t xml:space="preserve">ПО должно отвечать за автоматически сбор данных с оборудования: считывание сигнала с осциллографа и измерителя энергии. </w:t>
-      </w:r>
-      <w:r>
-        <w:rPr>
-          <w:rFonts w:ascii="Times New Roman" w:hAnsi="Times New Roman" w:cs="Times New Roman"/>
-          <w:sz w:val="28"/>
-          <w:szCs w:val="28"/>
-        </w:rPr>
-        <w:t>По полученным данным с осциллографа будет рассчитываться спектр ИК-люминесценции с помощью интегрировани</w:t>
-      </w:r>
-      <w:r>
-        <w:rPr>
-          <w:rFonts w:ascii="Times New Roman" w:hAnsi="Times New Roman" w:cs="Times New Roman"/>
-          <w:sz w:val="28"/>
-          <w:szCs w:val="28"/>
-        </w:rPr>
-        <w:t>я</w:t>
-      </w:r>
-      <w:r>
-        <w:rPr>
-          <w:rFonts w:ascii="Times New Roman" w:hAnsi="Times New Roman" w:cs="Times New Roman"/>
-          <w:sz w:val="28"/>
-          <w:szCs w:val="28"/>
-        </w:rPr>
-        <w:t xml:space="preserve"> сигнала с интерактивным заданием границ и по полученн</w:t>
-      </w:r>
-      <w:r>
-        <w:rPr>
-          <w:rFonts w:ascii="Times New Roman" w:hAnsi="Times New Roman" w:cs="Times New Roman"/>
-          <w:sz w:val="28"/>
-          <w:szCs w:val="28"/>
-        </w:rPr>
-        <w:t>ым</w:t>
-      </w:r>
-      <w:r>
-        <w:rPr>
-          <w:rFonts w:ascii="Times New Roman" w:hAnsi="Times New Roman" w:cs="Times New Roman"/>
-          <w:sz w:val="28"/>
-          <w:szCs w:val="28"/>
-        </w:rPr>
-        <w:t xml:space="preserve"> данным будет производиться аппроксимация спектра.</w:t>
-      </w:r>
-      <w:r>
-        <w:rPr>
-          <w:rFonts w:ascii="Times New Roman" w:hAnsi="Times New Roman" w:cs="Times New Roman"/>
-          <w:sz w:val="28"/>
-          <w:szCs w:val="28"/>
-        </w:rPr>
-        <w:t xml:space="preserve"> Полученные данные с измерителя энергии помогут</w:t>
-      </w:r>
-      <w:r>
-        <w:rPr>
-          <w:rFonts w:ascii="Times New Roman" w:hAnsi="Times New Roman" w:cs="Times New Roman"/>
-          <w:sz w:val="28"/>
-          <w:szCs w:val="28"/>
-        </w:rPr>
-        <w:t xml:space="preserve"> следить за энергией лазерного импульса в реальном времени, а также</w:t>
-      </w:r>
-      <w:r>
-        <w:rPr>
-          <w:rFonts w:ascii="Times New Roman" w:hAnsi="Times New Roman" w:cs="Times New Roman"/>
-          <w:sz w:val="28"/>
-          <w:szCs w:val="28"/>
-        </w:rPr>
-        <w:t xml:space="preserve"> </w:t>
-      </w:r>
-      <w:r>
-        <w:rPr>
-          <w:rFonts w:ascii="Times New Roman" w:hAnsi="Times New Roman" w:cs="Times New Roman"/>
-          <w:sz w:val="28"/>
-          <w:szCs w:val="28"/>
-        </w:rPr>
-        <w:t>измерять</w:t>
-      </w:r>
-      <w:r>
-        <w:rPr>
-          <w:rFonts w:ascii="Times New Roman" w:hAnsi="Times New Roman" w:cs="Times New Roman"/>
-          <w:sz w:val="28"/>
-          <w:szCs w:val="28"/>
-        </w:rPr>
-        <w:t xml:space="preserve"> зависимость </w:t>
-      </w:r>
-      <w:r>
-        <w:rPr>
-          <w:rFonts w:ascii="Times New Roman" w:hAnsi="Times New Roman" w:cs="Times New Roman"/>
-          <w:sz w:val="28"/>
-          <w:szCs w:val="28"/>
-        </w:rPr>
-        <w:t>амплитуды сигнала, полученного с осциллографа,</w:t>
-      </w:r>
-      <w:r>
-        <w:rPr>
-          <w:rFonts w:ascii="Times New Roman" w:hAnsi="Times New Roman" w:cs="Times New Roman"/>
-          <w:sz w:val="28"/>
-          <w:szCs w:val="28"/>
-        </w:rPr>
-        <w:t xml:space="preserve"> от </w:t>
-      </w:r>
-      <w:r>
-        <w:rPr>
-          <w:rFonts w:ascii="Times New Roman" w:hAnsi="Times New Roman" w:cs="Times New Roman"/>
-          <w:sz w:val="28"/>
-          <w:szCs w:val="28"/>
-        </w:rPr>
-        <w:t>энергии лазерного импульса, что важно для определения механизмов генерации синглетного кислорода, а также для определения квантового выхода синглетного кислорода для новых веществ или слабоизученных соединений.</w:t>
+        <w:t>ПО должно отвечать за автоматически сбор данных с оборудования: считывание сигнала с осциллографа и измерителя энергии. По полученным данным с осциллографа будет рассчитываться спектр ИК-люминесценции с помощью интегрирования сигнала с интерактивным заданием границ и по полученным данным будет производиться аппроксимация спектра. Полученные данные с измерителя энергии помогут следить за энергией лазерного импульса в реальном времени, а также измерять зависимость амплитуды сигнала, полученного с осциллографа, от энергии лазерного импульса, что важно для определения механизмов генерации синглетного кислорода, а также для определения квантового выхода синглетного кислорода для новых веществ или слабоизученных соединений</w:t>
+      </w:r>
+      <w:r>
+        <w:rPr>
+          <w:rFonts w:ascii="Times New Roman" w:hAnsi="Times New Roman" w:cs="Times New Roman"/>
+          <w:sz w:val="28"/>
+          <w:szCs w:val="28"/>
+        </w:rPr>
+        <w:t>.</w:t>
       </w:r>
     </w:p>
     <w:p>
@@ -637,6 +336,7 @@
           <w:ilvl w:val="0"/>
           <w:numId w:val="2"/>
         </w:numPr>
+        <w:spacing w:before="120" w:after="120" w:line="240" w:lineRule="auto"/>
         <w:jc w:val="both"/>
         <w:rPr>
           <w:rFonts w:ascii="Times New Roman" w:hAnsi="Times New Roman" w:cs="Times New Roman"/>
@@ -650,15 +350,7 @@
           <w:sz w:val="28"/>
           <w:szCs w:val="28"/>
         </w:rPr>
-        <w:t>Реализация</w:t>
-      </w:r>
-      <w:r>
-        <w:rPr>
-          <w:rFonts w:ascii="Times New Roman" w:hAnsi="Times New Roman" w:cs="Times New Roman"/>
-          <w:sz w:val="28"/>
-          <w:szCs w:val="28"/>
-        </w:rPr>
-        <w:t xml:space="preserve"> </w:t>
+        <w:t xml:space="preserve">Реализация </w:t>
       </w:r>
       <w:proofErr w:type="spellStart"/>
       <w:r>
@@ -676,39 +368,7 @@
           <w:sz w:val="28"/>
           <w:szCs w:val="28"/>
         </w:rPr>
-        <w:t xml:space="preserve"> через ПО</w:t>
-      </w:r>
-      <w:r>
-        <w:rPr>
-          <w:rFonts w:ascii="Times New Roman" w:hAnsi="Times New Roman" w:cs="Times New Roman"/>
-          <w:sz w:val="28"/>
-          <w:szCs w:val="28"/>
-        </w:rPr>
-        <w:t xml:space="preserve"> </w:t>
-      </w:r>
-      <w:r>
-        <w:rPr>
-          <w:rFonts w:ascii="Times New Roman" w:hAnsi="Times New Roman" w:cs="Times New Roman"/>
-          <w:sz w:val="28"/>
-          <w:szCs w:val="28"/>
-        </w:rPr>
-        <w:t>на известном веществе</w:t>
-      </w:r>
-      <w:r>
-        <w:rPr>
-          <w:rFonts w:ascii="Times New Roman" w:hAnsi="Times New Roman" w:cs="Times New Roman"/>
-          <w:sz w:val="28"/>
-          <w:szCs w:val="28"/>
-        </w:rPr>
-        <w:t xml:space="preserve"> </w:t>
-      </w:r>
-      <w:r>
-        <w:rPr>
-          <w:rFonts w:ascii="Times New Roman" w:hAnsi="Times New Roman" w:cs="Times New Roman"/>
-          <w:sz w:val="28"/>
-          <w:szCs w:val="28"/>
-        </w:rPr>
-        <w:t xml:space="preserve">или светодиоде, что очень важно для точного определения спектров ИК-люминесценции синглетного кислорода при </w:t>
+        <w:t xml:space="preserve"> через ПО на известном веществе или светодиоде, что очень важно для точного определения спектров ИК-люминесценции синглетного кислорода при </w:t>
       </w:r>
       <w:proofErr w:type="spellStart"/>
       <w:r>
@@ -726,23 +386,7 @@
           <w:sz w:val="28"/>
           <w:szCs w:val="28"/>
         </w:rPr>
-        <w:t xml:space="preserve"> малоизученных веществ</w:t>
-      </w:r>
-      <w:r>
-        <w:rPr>
-          <w:rFonts w:ascii="Times New Roman" w:hAnsi="Times New Roman" w:cs="Times New Roman"/>
-          <w:sz w:val="28"/>
-          <w:szCs w:val="28"/>
-        </w:rPr>
-        <w:t xml:space="preserve">. За счет этого программа сможет проверять корректность </w:t>
-      </w:r>
-      <w:r>
-        <w:rPr>
-          <w:rFonts w:ascii="Times New Roman" w:hAnsi="Times New Roman" w:cs="Times New Roman"/>
-          <w:sz w:val="28"/>
-          <w:szCs w:val="28"/>
-        </w:rPr>
-        <w:t>длины волны монохроматора</w:t>
+        <w:t xml:space="preserve"> малоизученных веществ. За счет этого программа сможет проверять корректность длины волны монохроматора</w:t>
       </w:r>
       <w:r>
         <w:rPr>
@@ -760,6 +404,7 @@
           <w:ilvl w:val="0"/>
           <w:numId w:val="2"/>
         </w:numPr>
+        <w:spacing w:before="120" w:after="120" w:line="240" w:lineRule="auto"/>
         <w:jc w:val="both"/>
         <w:rPr>
           <w:rFonts w:ascii="Times New Roman" w:hAnsi="Times New Roman" w:cs="Times New Roman"/>
@@ -773,43 +418,20 @@
           <w:sz w:val="28"/>
           <w:szCs w:val="28"/>
         </w:rPr>
-        <w:t>Провести</w:t>
-      </w:r>
-      <w:r>
-        <w:rPr>
-          <w:rFonts w:ascii="Times New Roman" w:hAnsi="Times New Roman" w:cs="Times New Roman"/>
-          <w:sz w:val="28"/>
-          <w:szCs w:val="28"/>
-        </w:rPr>
-        <w:t xml:space="preserve"> </w:t>
-      </w:r>
-      <w:r>
-        <w:rPr>
-          <w:rFonts w:ascii="Times New Roman" w:hAnsi="Times New Roman" w:cs="Times New Roman"/>
-          <w:sz w:val="28"/>
-          <w:szCs w:val="28"/>
-        </w:rPr>
-        <w:t>тестирование ПО</w:t>
-      </w:r>
-      <w:r>
-        <w:rPr>
-          <w:rFonts w:ascii="Times New Roman" w:hAnsi="Times New Roman" w:cs="Times New Roman"/>
-          <w:sz w:val="28"/>
-          <w:szCs w:val="28"/>
-        </w:rPr>
-        <w:t xml:space="preserve"> </w:t>
-      </w:r>
-      <w:r>
-        <w:rPr>
-          <w:rFonts w:ascii="Times New Roman" w:hAnsi="Times New Roman" w:cs="Times New Roman"/>
-          <w:sz w:val="28"/>
-          <w:szCs w:val="28"/>
-        </w:rPr>
-        <w:t>в реальных условиях эксперимента. Оценить скорость, точность и удобство работы по сравнению с ручными методами.</w:t>
+        <w:t>Провести тестирование ПО в реальных условиях эксперимента. Оценить скорость, точность и удобство работы по сравнению с ручными методами</w:t>
+      </w:r>
+      <w:r>
+        <w:rPr>
+          <w:rFonts w:ascii="Times New Roman" w:hAnsi="Times New Roman" w:cs="Times New Roman"/>
+          <w:sz w:val="28"/>
+          <w:szCs w:val="28"/>
+        </w:rPr>
+        <w:t>.</w:t>
       </w:r>
     </w:p>
     <w:p>
       <w:pPr>
+        <w:spacing w:before="120" w:after="120" w:line="240" w:lineRule="auto"/>
         <w:rPr>
           <w:rFonts w:ascii="Times New Roman" w:hAnsi="Times New Roman" w:cs="Times New Roman"/>
           <w:sz w:val="28"/>
@@ -842,6 +464,7 @@
           <w:ilvl w:val="0"/>
           <w:numId w:val="5"/>
         </w:numPr>
+        <w:spacing w:before="120" w:after="120" w:line="240" w:lineRule="auto"/>
         <w:jc w:val="both"/>
         <w:rPr>
           <w:rFonts w:ascii="Times New Roman" w:hAnsi="Times New Roman" w:cs="Times New Roman"/>
@@ -855,112 +478,7 @@
           <w:sz w:val="28"/>
           <w:szCs w:val="28"/>
         </w:rPr>
-        <w:t>Будет разработан и реализован в ПО формализованный алгоритм проведения экспериментов</w:t>
-      </w:r>
-      <w:r>
-        <w:rPr>
-          <w:rFonts w:ascii="Times New Roman" w:hAnsi="Times New Roman" w:cs="Times New Roman"/>
-          <w:sz w:val="28"/>
-          <w:szCs w:val="28"/>
-        </w:rPr>
-        <w:t>.</w:t>
-      </w:r>
-      <w:r>
-        <w:rPr>
-          <w:rFonts w:ascii="Times New Roman" w:hAnsi="Times New Roman" w:cs="Times New Roman"/>
-          <w:sz w:val="28"/>
-          <w:szCs w:val="28"/>
-        </w:rPr>
-        <w:t xml:space="preserve"> </w:t>
-      </w:r>
-      <w:r>
-        <w:rPr>
-          <w:rFonts w:ascii="Times New Roman" w:hAnsi="Times New Roman" w:cs="Times New Roman"/>
-          <w:sz w:val="28"/>
-          <w:szCs w:val="28"/>
-        </w:rPr>
-        <w:t>Это позволит получать</w:t>
-      </w:r>
-      <w:r>
-        <w:rPr>
-          <w:rFonts w:ascii="Times New Roman" w:hAnsi="Times New Roman" w:cs="Times New Roman"/>
-          <w:sz w:val="28"/>
-          <w:szCs w:val="28"/>
-        </w:rPr>
-        <w:t xml:space="preserve"> точнее и быстрее</w:t>
-      </w:r>
-      <w:r>
-        <w:rPr>
-          <w:rFonts w:ascii="Times New Roman" w:hAnsi="Times New Roman" w:cs="Times New Roman"/>
-          <w:sz w:val="28"/>
-          <w:szCs w:val="28"/>
-        </w:rPr>
-        <w:t xml:space="preserve"> </w:t>
-      </w:r>
-      <w:r>
-        <w:rPr>
-          <w:rFonts w:ascii="Times New Roman" w:hAnsi="Times New Roman" w:cs="Times New Roman"/>
-          <w:sz w:val="28"/>
-          <w:szCs w:val="28"/>
-        </w:rPr>
-        <w:t>спектры</w:t>
-      </w:r>
-      <w:r>
-        <w:rPr>
-          <w:rFonts w:ascii="Times New Roman" w:hAnsi="Times New Roman" w:cs="Times New Roman"/>
-          <w:sz w:val="28"/>
-          <w:szCs w:val="28"/>
-        </w:rPr>
-        <w:t xml:space="preserve"> </w:t>
-      </w:r>
-      <w:r>
-        <w:rPr>
-          <w:rFonts w:ascii="Times New Roman" w:hAnsi="Times New Roman" w:cs="Times New Roman"/>
-          <w:sz w:val="28"/>
-          <w:szCs w:val="28"/>
-        </w:rPr>
-        <w:t>ИК-</w:t>
-      </w:r>
-      <w:r>
-        <w:rPr>
-          <w:rFonts w:ascii="Times New Roman" w:hAnsi="Times New Roman" w:cs="Times New Roman"/>
-          <w:sz w:val="28"/>
-          <w:szCs w:val="28"/>
-        </w:rPr>
-        <w:lastRenderedPageBreak/>
-        <w:t>люминесценции</w:t>
-      </w:r>
-      <w:r>
-        <w:rPr>
-          <w:rFonts w:ascii="Times New Roman" w:hAnsi="Times New Roman" w:cs="Times New Roman"/>
-          <w:sz w:val="28"/>
-          <w:szCs w:val="28"/>
-        </w:rPr>
-        <w:t xml:space="preserve"> </w:t>
-      </w:r>
-      <w:r>
-        <w:rPr>
-          <w:rFonts w:ascii="Times New Roman" w:hAnsi="Times New Roman" w:cs="Times New Roman"/>
-          <w:sz w:val="28"/>
-          <w:szCs w:val="28"/>
-        </w:rPr>
-        <w:t>синглетного кислорода</w:t>
-      </w:r>
-      <w:r>
-        <w:rPr>
-          <w:rFonts w:ascii="Times New Roman" w:hAnsi="Times New Roman" w:cs="Times New Roman"/>
-          <w:sz w:val="28"/>
-          <w:szCs w:val="28"/>
-        </w:rPr>
-        <w:t xml:space="preserve">, в частности, спектры ИК-люминесценции синглетного кислорода от </w:t>
-      </w:r>
-      <w:r>
-        <w:rPr>
-          <w:rFonts w:ascii="Times New Roman" w:hAnsi="Times New Roman" w:cs="Times New Roman"/>
-          <w:sz w:val="28"/>
-          <w:szCs w:val="28"/>
-        </w:rPr>
-        <w:t>длины волны возбуждения лазерного импульса</w:t>
+        <w:t>Будет разработан и реализован в ПО формализованный алгоритм проведения экспериментов. Это позволит получать точнее и быстрее спектры ИК-люминесценции синглетного кислорода, в частности, спектры ИК-люминесценции синглетного кислорода от длины волны возбуждения лазерного импульса</w:t>
       </w:r>
       <w:r>
         <w:rPr>
@@ -978,6 +496,7 @@
           <w:ilvl w:val="0"/>
           <w:numId w:val="5"/>
         </w:numPr>
+        <w:spacing w:before="120" w:after="120" w:line="240" w:lineRule="auto"/>
         <w:jc w:val="both"/>
         <w:rPr>
           <w:rFonts w:ascii="Times New Roman" w:hAnsi="Times New Roman" w:cs="Times New Roman"/>
@@ -991,7 +510,16 @@
           <w:sz w:val="28"/>
           <w:szCs w:val="28"/>
         </w:rPr>
-        <w:t>Будет разработано программное обеспечение, которое собирает данные с осциллографа и измерителя энергии и сразу проводит их обработку с помощью двух независимых методов для вычисления спектра и расчета зависимости энергии от интенсивности</w:t>
+        <w:t xml:space="preserve">Будет разработано программное обеспечение, которое собирает данные с осциллографа и измерителя энергии и сразу проводит их обработку с помощью двух </w:t>
+      </w:r>
+      <w:r>
+        <w:rPr>
+          <w:rFonts w:ascii="Times New Roman" w:hAnsi="Times New Roman" w:cs="Times New Roman"/>
+          <w:sz w:val="28"/>
+          <w:szCs w:val="28"/>
+        </w:rPr>
+        <w:lastRenderedPageBreak/>
+        <w:t>независимых методов для вычисления спектра и расчета зависимости интенсивности сигнала от энергии лазерного импульса</w:t>
       </w:r>
       <w:r>
         <w:rPr>
@@ -1009,6 +537,7 @@
           <w:ilvl w:val="0"/>
           <w:numId w:val="5"/>
         </w:numPr>
+        <w:spacing w:before="120" w:after="120" w:line="240" w:lineRule="auto"/>
         <w:jc w:val="both"/>
         <w:rPr>
           <w:rFonts w:ascii="Times New Roman" w:hAnsi="Times New Roman" w:cs="Times New Roman"/>
@@ -1022,23 +551,15 @@
           <w:sz w:val="28"/>
           <w:szCs w:val="28"/>
         </w:rPr>
-        <w:t>Будет реализована и протестирована встроенная процедура автоматической калибровки системы на эталонном веществе</w:t>
-      </w:r>
-      <w:r>
-        <w:rPr>
-          <w:rFonts w:ascii="Times New Roman" w:hAnsi="Times New Roman" w:cs="Times New Roman"/>
-          <w:sz w:val="28"/>
-          <w:szCs w:val="28"/>
-        </w:rPr>
-        <w:t xml:space="preserve"> или светодиоде</w:t>
-      </w:r>
-      <w:r>
-        <w:rPr>
-          <w:rFonts w:ascii="Times New Roman" w:hAnsi="Times New Roman" w:cs="Times New Roman"/>
-          <w:sz w:val="28"/>
-          <w:szCs w:val="28"/>
-        </w:rPr>
-        <w:t xml:space="preserve"> с известными спектральными характеристиками.</w:t>
+        <w:t>Будет реализована и протестирована встроенная процедура автоматической калибровки системы на эталонном веществе или светодиоде с известными спектральными характеристиками</w:t>
+      </w:r>
+      <w:r>
+        <w:rPr>
+          <w:rFonts w:ascii="Times New Roman" w:hAnsi="Times New Roman" w:cs="Times New Roman"/>
+          <w:sz w:val="28"/>
+          <w:szCs w:val="28"/>
+        </w:rPr>
+        <w:t>.</w:t>
       </w:r>
     </w:p>
     <w:p>
@@ -1048,6 +569,7 @@
           <w:ilvl w:val="0"/>
           <w:numId w:val="5"/>
         </w:numPr>
+        <w:spacing w:before="120" w:after="120" w:line="240" w:lineRule="auto"/>
         <w:jc w:val="both"/>
         <w:rPr>
           <w:rFonts w:ascii="Times New Roman" w:hAnsi="Times New Roman" w:cs="Times New Roman"/>
@@ -1061,7 +583,15 @@
           <w:sz w:val="28"/>
           <w:szCs w:val="28"/>
         </w:rPr>
-        <w:t>Будет протестировано ПО в реальных условиях эксперимента.</w:t>
+        <w:t>Будет протестировано ПО в реальных условиях эксперимента</w:t>
+      </w:r>
+      <w:r>
+        <w:rPr>
+          <w:rFonts w:ascii="Times New Roman" w:hAnsi="Times New Roman" w:cs="Times New Roman"/>
+          <w:sz w:val="28"/>
+          <w:szCs w:val="28"/>
+        </w:rPr>
+        <w:t>.</w:t>
       </w:r>
     </w:p>
     <w:sectPr>

--- a/Novosibirsk_State_University/Дипломная работа/Концепция.docx
+++ b/Novosibirsk_State_University/Дипломная работа/Концепция.docx
@@ -134,25 +134,7 @@
           <w:sz w:val="28"/>
           <w:szCs w:val="28"/>
         </w:rPr>
-        <w:t xml:space="preserve">Ручное проведение эксперимента регистрации ИК-спектров и сигналов, возникающих при генерации синглетного кислорода, затрудняет возможность изучать механизмы генерации синглетного кислорода в очень активных комплексах, так как считывание и обработка данных занимает много времени и требует постоянного присутствия исследователя. Также, ускорение процесса считывания и обработки необходимо при быстром расходе </w:t>
-      </w:r>
-      <w:proofErr w:type="spellStart"/>
-      <w:r>
-        <w:rPr>
-          <w:rFonts w:ascii="Times New Roman" w:hAnsi="Times New Roman" w:cs="Times New Roman"/>
-          <w:sz w:val="28"/>
-          <w:szCs w:val="28"/>
-        </w:rPr>
-        <w:t>фотовозбуждаемого</w:t>
-      </w:r>
-      <w:proofErr w:type="spellEnd"/>
-      <w:r>
-        <w:rPr>
-          <w:rFonts w:ascii="Times New Roman" w:hAnsi="Times New Roman" w:cs="Times New Roman"/>
-          <w:sz w:val="28"/>
-          <w:szCs w:val="28"/>
-        </w:rPr>
-        <w:t xml:space="preserve"> соединения, которое ответственно за генерацию синглетного кислорода.</w:t>
+        <w:t>Ручное проведение эксперимента регистрации ИК-спектров и сигналов, возникающих при генерации синглетного кислорода, затрудняет возможность изучать механизмы генерации синглетного кислорода в очень активных комплексах, так как считывание и обработка данных занимает много времени и требует постоянного присутствия исследователя. Также, ускорение процесса считывания и обработки необходимо при быстром расходе фотовозбуждаемого соединения, которое ответственно за генерацию синглетного кислорода.</w:t>
       </w:r>
     </w:p>
     <w:p>
@@ -202,7 +184,6 @@
         </w:rPr>
         <w:t>Цель</w:t>
       </w:r>
-      <w:proofErr w:type="gramStart"/>
       <w:r>
         <w:rPr>
           <w:rFonts w:ascii="Times New Roman" w:hAnsi="Times New Roman" w:cs="Times New Roman"/>
@@ -217,16 +198,23 @@
           <w:sz w:val="28"/>
           <w:szCs w:val="28"/>
         </w:rPr>
-        <w:t>Уменьшить</w:t>
-      </w:r>
-      <w:proofErr w:type="gramEnd"/>
-      <w:r>
-        <w:rPr>
-          <w:rFonts w:ascii="Times New Roman" w:hAnsi="Times New Roman" w:cs="Times New Roman"/>
-          <w:sz w:val="28"/>
-          <w:szCs w:val="28"/>
-        </w:rPr>
-        <w:t xml:space="preserve"> скорость проведения эксперимента по изучению механизмов генерации синглетного кислорода, увеличить точность вычислений</w:t>
+        <w:t xml:space="preserve">Уменьшить </w:t>
+      </w:r>
+      <w:r>
+        <w:rPr>
+          <w:rFonts w:ascii="Times New Roman" w:hAnsi="Times New Roman" w:cs="Times New Roman"/>
+          <w:sz w:val="28"/>
+          <w:szCs w:val="28"/>
+        </w:rPr>
+        <w:t>время</w:t>
+      </w:r>
+      <w:r>
+        <w:rPr>
+          <w:rFonts w:ascii="Times New Roman" w:hAnsi="Times New Roman" w:cs="Times New Roman"/>
+          <w:sz w:val="28"/>
+          <w:szCs w:val="28"/>
+        </w:rPr>
+        <w:t xml:space="preserve"> проведения эксперимента по изучению механизмов генерации синглетного кислорода, увеличить точность вычислений</w:t>
       </w:r>
       <w:r>
         <w:rPr>
@@ -350,43 +338,7 @@
           <w:sz w:val="28"/>
           <w:szCs w:val="28"/>
         </w:rPr>
-        <w:t xml:space="preserve">Реализация </w:t>
-      </w:r>
-      <w:proofErr w:type="spellStart"/>
-      <w:r>
-        <w:rPr>
-          <w:rFonts w:ascii="Times New Roman" w:hAnsi="Times New Roman" w:cs="Times New Roman"/>
-          <w:sz w:val="28"/>
-          <w:szCs w:val="28"/>
-        </w:rPr>
-        <w:t>автокалибровки</w:t>
-      </w:r>
-      <w:proofErr w:type="spellEnd"/>
-      <w:r>
-        <w:rPr>
-          <w:rFonts w:ascii="Times New Roman" w:hAnsi="Times New Roman" w:cs="Times New Roman"/>
-          <w:sz w:val="28"/>
-          <w:szCs w:val="28"/>
-        </w:rPr>
-        <w:t xml:space="preserve"> через ПО на известном веществе или светодиоде, что очень важно для точного определения спектров ИК-люминесценции синглетного кислорода при </w:t>
-      </w:r>
-      <w:proofErr w:type="spellStart"/>
-      <w:r>
-        <w:rPr>
-          <w:rFonts w:ascii="Times New Roman" w:hAnsi="Times New Roman" w:cs="Times New Roman"/>
-          <w:sz w:val="28"/>
-          <w:szCs w:val="28"/>
-        </w:rPr>
-        <w:t>фотовозбуждении</w:t>
-      </w:r>
-      <w:proofErr w:type="spellEnd"/>
-      <w:r>
-        <w:rPr>
-          <w:rFonts w:ascii="Times New Roman" w:hAnsi="Times New Roman" w:cs="Times New Roman"/>
-          <w:sz w:val="28"/>
-          <w:szCs w:val="28"/>
-        </w:rPr>
-        <w:t xml:space="preserve"> малоизученных веществ. За счет этого программа сможет проверять корректность длины волны монохроматора</w:t>
+        <w:t>Реализация автокалибровки через ПО на известном веществе или светодиоде, что очень важно для точного определения спектров ИК-люминесценции синглетного кислорода при фотовозбуждении малоизученных веществ. За счет этого программа сможет проверять корректность длины волны монохроматора</w:t>
       </w:r>
       <w:r>
         <w:rPr>
@@ -1486,6 +1438,7 @@
   <w:style w:type="character" w:default="1" w:styleId="a0">
     <w:name w:val="Default Paragraph Font"/>
     <w:uiPriority w:val="1"/>
+    <w:semiHidden/>
     <w:unhideWhenUsed/>
   </w:style>
   <w:style w:type="table" w:default="1" w:styleId="a1">

--- a/Novosibirsk_State_University/Дипломная работа/Концепция.docx
+++ b/Novosibirsk_State_University/Дипломная работа/Концепция.docx
@@ -5,6 +5,7 @@
     <w:p>
       <w:pPr>
         <w:spacing w:before="120" w:after="120" w:line="240" w:lineRule="auto"/>
+        <w:jc w:val="both"/>
         <w:rPr>
           <w:rFonts w:ascii="Times New Roman" w:hAnsi="Times New Roman" w:cs="Times New Roman"/>
           <w:sz w:val="28"/>
@@ -49,6 +50,7 @@
     <w:p>
       <w:pPr>
         <w:spacing w:before="120" w:after="120" w:line="240" w:lineRule="auto"/>
+        <w:jc w:val="both"/>
         <w:rPr>
           <w:rFonts w:ascii="Times New Roman" w:hAnsi="Times New Roman" w:cs="Times New Roman"/>
           <w:sz w:val="28"/>
@@ -93,6 +95,7 @@
     <w:p>
       <w:pPr>
         <w:spacing w:before="120" w:after="120" w:line="240" w:lineRule="auto"/>
+        <w:jc w:val="both"/>
         <w:rPr>
           <w:rFonts w:ascii="Times New Roman" w:hAnsi="Times New Roman" w:cs="Times New Roman"/>
           <w:sz w:val="28"/>
@@ -134,7 +137,25 @@
           <w:sz w:val="28"/>
           <w:szCs w:val="28"/>
         </w:rPr>
-        <w:t>Ручное проведение эксперимента регистрации ИК-спектров и сигналов, возникающих при генерации синглетного кислорода, затрудняет возможность изучать механизмы генерации синглетного кислорода в очень активных комплексах, так как считывание и обработка данных занимает много времени и требует постоянного присутствия исследователя. Также, ускорение процесса считывания и обработки необходимо при быстром расходе фотовозбуждаемого соединения, которое ответственно за генерацию синглетного кислорода.</w:t>
+        <w:t xml:space="preserve">Ручное проведение эксперимента регистрации ИК-спектров и сигналов, возникающих при генерации синглетного кислорода, затрудняет возможность изучать механизмы генерации синглетного кислорода в очень активных комплексах, так как считывание и обработка данных занимает много времени и требует постоянного присутствия исследователя. Также, ускорение процесса считывания и обработки необходимо при быстром расходе </w:t>
+      </w:r>
+      <w:proofErr w:type="spellStart"/>
+      <w:r>
+        <w:rPr>
+          <w:rFonts w:ascii="Times New Roman" w:hAnsi="Times New Roman" w:cs="Times New Roman"/>
+          <w:sz w:val="28"/>
+          <w:szCs w:val="28"/>
+        </w:rPr>
+        <w:t>фотовозбуждаемого</w:t>
+      </w:r>
+      <w:proofErr w:type="spellEnd"/>
+      <w:r>
+        <w:rPr>
+          <w:rFonts w:ascii="Times New Roman" w:hAnsi="Times New Roman" w:cs="Times New Roman"/>
+          <w:sz w:val="28"/>
+          <w:szCs w:val="28"/>
+        </w:rPr>
+        <w:t xml:space="preserve"> соединения, которое ответственно за генерацию синглетного кислорода.</w:t>
       </w:r>
     </w:p>
     <w:p>
@@ -184,6 +205,7 @@
         </w:rPr>
         <w:t>Цель</w:t>
       </w:r>
+      <w:proofErr w:type="gramStart"/>
       <w:r>
         <w:rPr>
           <w:rFonts w:ascii="Times New Roman" w:hAnsi="Times New Roman" w:cs="Times New Roman"/>
@@ -198,7 +220,16 @@
           <w:sz w:val="28"/>
           <w:szCs w:val="28"/>
         </w:rPr>
-        <w:t xml:space="preserve">Уменьшить </w:t>
+        <w:t>Уменьшить</w:t>
+      </w:r>
+      <w:proofErr w:type="gramEnd"/>
+      <w:r>
+        <w:rPr>
+          <w:rFonts w:ascii="Times New Roman" w:hAnsi="Times New Roman" w:cs="Times New Roman"/>
+          <w:sz w:val="28"/>
+          <w:szCs w:val="28"/>
+        </w:rPr>
+        <w:t xml:space="preserve"> </w:t>
       </w:r>
       <w:r>
         <w:rPr>
@@ -228,6 +259,7 @@
     <w:p>
       <w:pPr>
         <w:spacing w:before="120" w:after="120" w:line="240" w:lineRule="auto"/>
+        <w:jc w:val="both"/>
         <w:rPr>
           <w:rFonts w:ascii="Times New Roman" w:hAnsi="Times New Roman" w:cs="Times New Roman"/>
           <w:sz w:val="28"/>
@@ -338,7 +370,43 @@
           <w:sz w:val="28"/>
           <w:szCs w:val="28"/>
         </w:rPr>
-        <w:t>Реализация автокалибровки через ПО на известном веществе или светодиоде, что очень важно для точного определения спектров ИК-люминесценции синглетного кислорода при фотовозбуждении малоизученных веществ. За счет этого программа сможет проверять корректность длины волны монохроматора</w:t>
+        <w:t xml:space="preserve">Реализация </w:t>
+      </w:r>
+      <w:proofErr w:type="spellStart"/>
+      <w:r>
+        <w:rPr>
+          <w:rFonts w:ascii="Times New Roman" w:hAnsi="Times New Roman" w:cs="Times New Roman"/>
+          <w:sz w:val="28"/>
+          <w:szCs w:val="28"/>
+        </w:rPr>
+        <w:t>автокалибровки</w:t>
+      </w:r>
+      <w:proofErr w:type="spellEnd"/>
+      <w:r>
+        <w:rPr>
+          <w:rFonts w:ascii="Times New Roman" w:hAnsi="Times New Roman" w:cs="Times New Roman"/>
+          <w:sz w:val="28"/>
+          <w:szCs w:val="28"/>
+        </w:rPr>
+        <w:t xml:space="preserve"> через ПО на известном веществе или светодиоде, что очень важно для точного определения спектров ИК-люминесценции синглетного кислорода при </w:t>
+      </w:r>
+      <w:proofErr w:type="spellStart"/>
+      <w:r>
+        <w:rPr>
+          <w:rFonts w:ascii="Times New Roman" w:hAnsi="Times New Roman" w:cs="Times New Roman"/>
+          <w:sz w:val="28"/>
+          <w:szCs w:val="28"/>
+        </w:rPr>
+        <w:t>фотовозбуждении</w:t>
+      </w:r>
+      <w:proofErr w:type="spellEnd"/>
+      <w:r>
+        <w:rPr>
+          <w:rFonts w:ascii="Times New Roman" w:hAnsi="Times New Roman" w:cs="Times New Roman"/>
+          <w:sz w:val="28"/>
+          <w:szCs w:val="28"/>
+        </w:rPr>
+        <w:t xml:space="preserve"> малоизученных веществ. За счет этого программа сможет проверять корректность длины волны монохроматора</w:t>
       </w:r>
       <w:r>
         <w:rPr>
@@ -384,6 +452,7 @@
     <w:p>
       <w:pPr>
         <w:spacing w:before="120" w:after="120" w:line="240" w:lineRule="auto"/>
+        <w:jc w:val="both"/>
         <w:rPr>
           <w:rFonts w:ascii="Times New Roman" w:hAnsi="Times New Roman" w:cs="Times New Roman"/>
           <w:sz w:val="28"/>
